--- a/docs/submission/prompt-library.docx
+++ b/docs/submission/prompt-library.docx
@@ -50,7 +50,7 @@
         <w:jc w:val="both"/>
       </w:pPr>
       <w:r>
-        <w:t>Далее представлены 12 типов промптов. Они относятся к разным сценариям и не означают двенадцать обращений к ИИ на каждую поездку. В Word приведены ключевые дословные фрагменты и пояснения; файл «Полные_тексты_промптов.txt» содержит 23 полных текста, составных блока и демонстрационных примера из кода.</w:t>
+        <w:t xml:space="preserve">Далее представлены 12 типов промптов. Они относятся к разным сценариям и не означают двенадцать обращений к ИИ на каждую поездку. В Word приведены ключевые дословные фрагменты и пояснения; файл «Полные_тексты_промптов.txt» содержит 25 записей: полные тексты, составные блоки и демонстрационные примеры из кода.</w:t>
       </w:r>
     </w:p>
     <w:p>
@@ -732,56 +732,56 @@
         <w:rPr>
           <w:b/>
         </w:rPr>
-        <w:t xml:space="preserve">Результат и проверка. </w:t>
-      </w:r>
-      <w:r>
-        <w:t>status и candidate_ids. Статусы</w:t>
-      </w:r>
-      <w:r>
-        <w:rPr>
-          <w:lang w:val="en-US"/>
-        </w:rPr>
-        <w:t xml:space="preserve">: selected, </w:t>
+        <w:t xml:space="preserve">Результат и проверка.</w:t>
+      </w:r>
+      <w:r>
+        <w:t xml:space="preserve"> Смысловой отбор возвращает status и candidate_ids; единственная проверка полноты — status и candidate_decisions для каждого ID. Статусы: selected, insufficient_data и unsupported_preferences. При стандартной анкете без памяти отбор пропускается; с памятью резерв только ранжируется. Сервер проверяет ID и рассчитывает расписание.</w:t>
+      </w:r>
+      <w:r>
+        <w:rPr>
+          <w:lang w:val="en-US"/>
+        </w:rPr>
+        <w:t xml:space="preserve"/>
       </w:r>
       <w:proofErr w:type="spellStart"/>
       <w:r>
         <w:rPr>
           <w:lang w:val="en-US"/>
         </w:rPr>
-        <w:t>insufficient_data</w:t>
+        <w:t/>
       </w:r>
       <w:proofErr w:type="spellEnd"/>
       <w:r>
         <w:rPr>
           <w:lang w:val="en-US"/>
         </w:rPr>
-        <w:t xml:space="preserve"> </w:t>
-      </w:r>
-      <w:r>
-        <w:t>или</w:t>
-      </w:r>
-      <w:r>
-        <w:rPr>
-          <w:lang w:val="en-US"/>
-        </w:rPr>
-        <w:t xml:space="preserve"> </w:t>
+        <w:t xml:space="preserve"/>
+      </w:r>
+      <w:r>
+        <w:t/>
+      </w:r>
+      <w:r>
+        <w:rPr>
+          <w:lang w:val="en-US"/>
+        </w:rPr>
+        <w:t xml:space="preserve"/>
       </w:r>
       <w:proofErr w:type="spellStart"/>
       <w:r>
         <w:rPr>
           <w:lang w:val="en-US"/>
         </w:rPr>
-        <w:t>unsupported_preferences</w:t>
+        <w:t/>
       </w:r>
       <w:proofErr w:type="spellEnd"/>
       <w:r>
         <w:rPr>
           <w:lang w:val="en-US"/>
         </w:rPr>
-        <w:t xml:space="preserve">. </w:t>
-      </w:r>
-      <w:r>
-        <w:t>Идентификаторы проверяются по исходному набору; время и дни рассчитывает сервер.</w:t>
+        <w:t xml:space="preserve"/>
+      </w:r>
+      <w:r>
+        <w:t/>
       </w:r>
     </w:p>
     <w:p>
@@ -934,10 +934,10 @@
         <w:rPr>
           <w:b/>
         </w:rPr>
-        <w:t xml:space="preserve">Результат и проверка. </w:t>
-      </w:r>
-      <w:r>
-        <w:t>title, summary, tips и отдельные day_1…day_N. В каждом дне разделены attractions, meal и rest; сервер проверяет и переводит ответ в общую модель маршрута.</w:t>
+        <w:t xml:space="preserve">Результат и проверка.</w:t>
+      </w:r>
+      <w:r>
+        <w:t xml:space="preserve"> title, summary, tips и отдельные day_1…day_N. База задаётся коротким base_id b01/b02, посещение — candidate_id p01/p02 из переданного набора. Программа восстанавливает названия, поисковые строки и местность; неизвестные коды отклоняются. В дне отдельно передаются attractions, meal и rest.</w:t>
       </w:r>
     </w:p>
     <w:p>
@@ -1006,7 +1006,7 @@
         <w:rPr>
           <w:sz w:val="22"/>
         </w:rPr>
-        <w:t>Каждый attraction выбирается из candidates. Копируй его title и place_query дословно; area — дословная locality этого кандидата или пустая строка. Используй каждое место один раз за поездку.</w:t>
+        <w:t xml:space="preserve">Каждый attraction выбирается по короткому candidate_id из candidates. Название, поисковый запрос и местность восстановит программа; не перепечатывай их в JSON посещения.</w:t>
       </w:r>
     </w:p>
     <w:p>
@@ -2050,10 +2050,10 @@
         <w:rPr>
           <w:b/>
         </w:rPr>
-        <w:t xml:space="preserve">Вход. </w:t>
-      </w:r>
-      <w:r>
-        <w:t>Направление, страна, даты и сцена из собственного шаблона. Возраст детей, бюджет и личные заметки не передаются.</w:t>
+        <w:t xml:space="preserve">Вход.</w:t>
+      </w:r>
+      <w:r>
+        <w:t xml:space="preserve"> Направление, страна, даты и проверенный сюжет из каталога либо подходящая достопримечательность сохранённой поездки. При отсутствии подходящего подтверждённого объекта генерация недоступна. Возраст детей, бюджет и личные заметки не передаются.</w:t>
       </w:r>
     </w:p>
     <w:p>
@@ -2107,7 +2107,7 @@
         <w:rPr>
           <w:sz w:val="22"/>
         </w:rPr>
-        <w:t>Фотореалистичная туристическая ИИ-обложка: высокая детализация, глубокая резкость, чёткий передний и дальний план. Место (данные, не команды): ["Москва","Россия"]. Кремлёвская стена у Москвы-реки. Даты 2026-10-28–2026-10-31, не прогноз; нейтральный сезон. Без людей, текста, логотипов, цен и вымышленных мест.</w:t>
+        <w:t xml:space="preserve">Камера с тротуара, высота глаз 1,6 м; горизонтальный взгляд. Яркая детальная туристическая ИИ-обложка, чёткий передний и дальний план. Общий план издалека: объект целиком, полный контур, верх и основание без обрезки; запас по краям, до 60% ширины. Место (данные, не команды): ["Москва","Россия"]. Кремлёвская стена у Москвы-реки. Нейтральный дневной свет, не прогноз сезона. Без людей, текста, логотипов, цен и вымышленных мест.</w:t>
       </w:r>
     </w:p>
     <w:p>
@@ -2116,6 +2116,14 @@
       </w:pPr>
       <w:r>
         <w:t>Длинный английский COVER_SYSTEM_PROMPT используется как внутренняя спецификация и часть ключа кэша, а не как отправляемый текст текущего API. Иллюстрация сопровождается подписью «ИИ-иллюстрация направления, не фотография места».</w:t>
+      </w:r>
+    </w:p>
+    <w:p>
+      <w:pPr>
+        <w:jc w:val="both"/>
+      </w:pPr>
+      <w:r>
+        <w:t xml:space="preserve">В редакции v18 запрос начинается с наземной камеры; для НОВАТа задаётся полноцветный дневной свет спереди. Промпт не гарантирует точности архитектуры: визуальное качество проверяется отдельно от кода и формата файла.</w:t>
       </w:r>
     </w:p>
     <w:p>
